--- a/evidence/68815-BrowserOptionsTestReport.docx
+++ b/evidence/68815-BrowserOptionsTestReport.docx
@@ -2861,13 +2861,88 @@
         <w:rPr>
           <w:rFonts w:ascii="Aptos" w:hAnsi="Aptos"/>
         </w:rPr>
-        <w:t>The BrowserOptions feature was validated using Static SSR, Interactive Server, and Interactive Auto rendering models. Endpoint-level and request-level browser configuration behaved as expected, effective configuration values were retrievable using BrowserOptions.GetBrowserOptions, request-level overrides correctly took precedence over endpoint settings, reconnection behavior followed configured values, custom reconnect UI functioned correctly, DOM preservation behavior matched configuration, Interactive Aut</w:t>
+        <w:t xml:space="preserve">The BrowserOptions feature was validated using Static SSR, Interactive Server, and Interactive Auto rendering models. Endpoint-level and request-level browser configuration behaved as </w:t>
+      </w:r>
+      <w:proofErr w:type="spellStart"/>
+      <w:r>
+        <w:rPr>
+          <w:rFonts w:ascii="Aptos" w:hAnsi="Aptos"/>
+        </w:rPr>
+        <w:t>expected</w:t>
       </w:r>
       <w:r>
         <w:rPr>
           <w:rFonts w:ascii="Aptos" w:hAnsi="Aptos"/>
         </w:rPr>
-        <w:t>o transitioned correctly between Server and WebAssembly execution modes, and BrowserOptions remained isolated across concurrent clients.</w:t>
+        <w:t>,</w:t>
+      </w:r>
+      <w:r>
+        <w:rPr>
+          <w:rFonts w:ascii="Aptos" w:hAnsi="Aptos"/>
+        </w:rPr>
+        <w:t>request</w:t>
+      </w:r>
+      <w:proofErr w:type="spellEnd"/>
+      <w:r>
+        <w:rPr>
+          <w:rFonts w:ascii="Aptos" w:hAnsi="Aptos"/>
+        </w:rPr>
+        <w:t>-level overrides correctly took precedence over endpoint settings, reconnection behavior followed configured values, custom reconnect UI functioned correctly, DOM preservation behavior matched configuration, Interactive Auto transitioned correctly between Server and WebAssembly execution modes, and BrowserOptions remained isolated across concurrent clients.</w:t>
+      </w:r>
+    </w:p>
+    <w:p>
+      <w:pPr>
+        <w:rPr>
+          <w:rFonts w:ascii="Aptos" w:hAnsi="Aptos"/>
+        </w:rPr>
+      </w:pPr>
+      <w:r>
+        <w:rPr>
+          <w:rFonts w:ascii="Aptos" w:hAnsi="Aptos"/>
+        </w:rPr>
+        <w:t>The tested SDK does not expose </w:t>
+      </w:r>
+      <w:proofErr w:type="spellStart"/>
+      <w:r>
+        <w:rPr>
+          <w:rFonts w:ascii="Aptos" w:hAnsi="Aptos"/>
+        </w:rPr>
+        <w:t>BrowserOptions.GetBrowserOptions</w:t>
+      </w:r>
+      <w:proofErr w:type="spellEnd"/>
+      <w:r>
+        <w:rPr>
+          <w:rFonts w:ascii="Aptos" w:hAnsi="Aptos"/>
+        </w:rPr>
+        <w:t>(</w:t>
+      </w:r>
+      <w:proofErr w:type="spellStart"/>
+      <w:r>
+        <w:rPr>
+          <w:rFonts w:ascii="Aptos" w:hAnsi="Aptos"/>
+        </w:rPr>
+        <w:t>HttpContext</w:t>
+      </w:r>
+      <w:proofErr w:type="spellEnd"/>
+      <w:r>
+        <w:rPr>
+          <w:rFonts w:ascii="Aptos" w:hAnsi="Aptos"/>
+        </w:rPr>
+        <w:t>). API readback is therefore </w:t>
+      </w:r>
+      <w:r>
+        <w:rPr>
+          <w:rFonts w:ascii="Aptos" w:hAnsi="Aptos"/>
+          <w:b/>
+          <w:bCs/>
+        </w:rPr>
+        <w:t>Not testable</w:t>
+      </w:r>
+      <w:r>
+        <w:rPr>
+          <w:rFonts w:ascii="Aptos" w:hAnsi="Aptos"/>
+        </w:rPr>
+        <w:t> and is not claimed as passed; the available browser behavior passed validation.</w:t>
       </w:r>
     </w:p>
     <w:sectPr>
@@ -3686,7 +3761,6 @@
   <w:style w:type="character" w:default="1" w:styleId="DefaultParagraphFont">
     <w:name w:val="Default Paragraph Font"/>
     <w:uiPriority w:val="1"/>
-    <w:semiHidden/>
     <w:unhideWhenUsed/>
   </w:style>
   <w:style w:type="table" w:default="1" w:styleId="TableNormal">
